--- a/Xceed.Words.NET.Examples/Samples/Table/Output/ShadingPattern.docx
+++ b/Xceed.Words.NET.Examples/Samples/Table/Output/ShadingPattern.docx
@@ -9,7 +9,7 @@
       </w:pPr>
       <w:r>
         <w:rPr>
-          <w:lang w:val="en-US"/>
+          <w:lang w:val="en-CA"/>
           <w:sz w:val="30"/>
           <w:szCs w:val="30"/>
         </w:rPr>
@@ -20,7 +20,7 @@
       <w:pPr/>
       <w:r>
         <w:rPr>
-          <w:lang w:val="en-US"/>
+          <w:lang w:val="en-CA"/>
           <w:sz w:val="26"/>
           <w:szCs w:val="26"/>
         </w:rPr>
@@ -117,7 +117,7 @@
             <w:pPr/>
             <w:r>
               <w:rPr>
-                <w:lang w:val="en-US"/>
+                <w:lang w:val="en-CA"/>
               </w:rPr>
               <w:t>John</w:t>
             </w:r>
@@ -128,7 +128,7 @@
             </w:pPr>
             <w:r>
               <w:rPr>
-                <w:lang w:val="en-US"/>
+                <w:lang w:val="en-CA"/>
               </w:rPr>
               <w:t>Tom</w:t>
             </w:r>
@@ -178,7 +178,7 @@
       </w:pPr>
       <w:r>
         <w:rPr>
-          <w:lang w:val="en-US"/>
+          <w:lang w:val="en-CA"/>
           <w:sz w:val="26"/>
           <w:szCs w:val="26"/>
         </w:rPr>
@@ -278,7 +278,7 @@
         <w:rFonts w:asciiTheme="minorHAnsi" w:eastAsiaTheme="minorHAnsi" w:hAnsiTheme="minorHAnsi" w:cstheme="minorBidi"/>
         <w:sz w:val="22"/>
         <w:szCs w:val="22"/>
-        <w:lang w:val="en-US" w:eastAsia="en-US" w:bidi="ar-SA"/>
+        <w:lang w:val="en-CA" w:eastAsia="en-US" w:bidi="ar-SA"/>
       </w:rPr>
     </w:rPrDefault>
     <w:pPrDefault/>
